--- a/Start projektu dnia 26.docx
+++ b/Start projektu dnia 26.docx
@@ -5,6 +5,11 @@
     <w:p>
       <w:r>
         <w:t>Start projektu dnia 26.05.2026</w:t>
+      </w:r>
+    </w:p>
+    <w:p>
+      <w:r>
+        <w:t>9 czerwca- rozpoczęłam pracę nad projektem wisielec w C++.Na początku daje wszystkie bibliteki niezbędne do pracy z tekstem. Stworzyłam tez zmienną, która przechowuje hasło do odgadnięcia.</w:t>
       </w:r>
     </w:p>
     <w:sectPr>
@@ -176,6 +181,7 @@
   <w:style w:type="paragraph" w:default="1" w:styleId="Normalny">
     <w:name w:val="Normal"/>
     <w:qFormat/>
+    <w:rsid w:val="003A007C"/>
   </w:style>
   <w:style w:type="character" w:default="1" w:styleId="Domylnaczcionkaakapitu">
     <w:name w:val="Default Paragraph Font"/>
